--- a/CG_20250620104757/TechnicalDocument.docx
+++ b/CG_20250620104757/TechnicalDocument.docx
@@ -19,7 +19,7 @@
         <w:rPr>
           <w:b/>
         </w:rPr>
-        <w:t>Technical Document: User Management System with Validation and MongoDB Integration</w:t>
+        <w:t>User Registration and Management API Technical Document</w:t>
       </w:r>
       <w:r/>
     </w:p>
@@ -38,7 +38,7 @@
     <w:p>
       <w:r/>
       <w:r>
-        <w:t>This document provides a detailed explanation of a Python-based User Management System, utilizing Flask as the web framework and MongoDB for database operations. The system encompasses user registration, details saving, password recovery, and food preferences retrieval, all while enforcing robust validation and security measures.</w:t>
+        <w:t>This document provides a comprehensive overview of the User Registration and Management API, a Flask-based web application designed to handle user registrations, management, and authentication. The API offers a range of functionalities, including user registration, forgot password, saving personal information, logging in, and logging out.</w:t>
       </w:r>
       <w:r/>
     </w:p>
@@ -51,6 +51,13 @@
           <w:b/>
         </w:rPr>
         <w:t>Problem Statement</w:t>
+      </w:r>
+      <w:r/>
+    </w:p>
+    <w:p>
+      <w:r/>
+      <w:r>
+        <w:t>The following problems are addressed in this code:</w:t>
       </w:r>
       <w:r/>
       <w:r/>
@@ -69,7 +76,7 @@
         <w:t>Secure User Registration</w:t>
       </w:r>
       <w:r>
-        <w:t>: Ensure users can register with validated email/phone numbers and strong passwords.</w:t>
+        <w:t>: Providing a secure platform for users to register with email, phone, password, and security question.</w:t>
       </w:r>
       <w:r/>
     </w:p>
@@ -84,10 +91,10 @@
         <w:rPr>
           <w:b/>
         </w:rPr>
-        <w:t>Accurate User Details Management</w:t>
+        <w:t>Password Management</w:t>
       </w:r>
       <w:r>
-        <w:t>: Safeguard the saving of user details (name, age, sex, address) with stringent validation.</w:t>
+        <w:t>: Handling forgot password scenarios by verifying security questions and sending reset links.</w:t>
       </w:r>
       <w:r/>
     </w:p>
@@ -102,10 +109,10 @@
         <w:rPr>
           <w:b/>
         </w:rPr>
-        <w:t>Efficient Password Recovery</w:t>
+        <w:t>User Information Management</w:t>
       </w:r>
       <w:r>
-        <w:t>: Implement a secure password recovery process based on email and security question verification.</w:t>
+        <w:t>: Allowing users to save and update their personal information, including name, age, sex, address, and profile picture.</w:t>
       </w:r>
       <w:r/>
     </w:p>
@@ -120,10 +127,10 @@
         <w:rPr>
           <w:b/>
         </w:rPr>
-        <w:t>Accessible Food Preferences</w:t>
+        <w:t>Authentication</w:t>
       </w:r>
       <w:r>
-        <w:t>: Provide an endpoint for retrieving a list of predefined food preferences.</w:t>
+        <w:t>: Implementing login and logout functionalities to ensure secure access to user accounts.</w:t>
       </w:r>
       <w:r/>
       <w:r/>
@@ -139,6 +146,13 @@
         <w:t>Solution Approach</w:t>
       </w:r>
       <w:r/>
+    </w:p>
+    <w:p>
+      <w:r/>
+      <w:r>
+        <w:t>The solution approach employed in this code involves:</w:t>
+      </w:r>
+      <w:r/>
       <w:r/>
     </w:p>
     <w:p>
@@ -152,10 +166,10 @@
         <w:rPr>
           <w:b/>
         </w:rPr>
-        <w:t>Validation</w:t>
+        <w:t>Flask Framework</w:t>
       </w:r>
       <w:r>
-        <w:t>: Utilize regular expressions and conditional checks for comprehensive input validation (email, phone number, password, user details).</w:t>
+        <w:t>: Leveraging the Flask micro web framework for building the API.</w:t>
       </w:r>
       <w:r/>
     </w:p>
@@ -170,10 +184,10 @@
         <w:rPr>
           <w:b/>
         </w:rPr>
-        <w:t>Security</w:t>
+        <w:t>MongoDB Integration</w:t>
       </w:r>
       <w:r>
-        <w:t>: Employ bcrypt for password hashing to ensure secure storage.</w:t>
+        <w:t>: Utilizing MongoDB as the database management system for storing user data.</w:t>
       </w:r>
       <w:r/>
     </w:p>
@@ -188,10 +202,10 @@
         <w:rPr>
           <w:b/>
         </w:rPr>
-        <w:t>Database Integration</w:t>
+        <w:t>Validation and Encryption</w:t>
       </w:r>
       <w:r>
-        <w:t>: Leverage Flask-PyMongo for seamless interaction with the MongoDB database.</w:t>
+        <w:t>: Implementing validation for user input (e.g., email, phone, password) and encrypting passwords using bcrypt.</w:t>
       </w:r>
       <w:r/>
     </w:p>
@@ -206,10 +220,10 @@
         <w:rPr>
           <w:b/>
         </w:rPr>
-        <w:t>API Endpoints</w:t>
+        <w:t>RESTful API Design</w:t>
       </w:r>
       <w:r>
-        <w:t>: Design clear, RESTful API endpoints for each functionality (registration, saving user details, password recovery, food preferences).</w:t>
+        <w:t>: Designing the API with RESTful principles for clear, consistent, and scalable endpoints.</w:t>
       </w:r>
       <w:r/>
       <w:r/>
@@ -231,117 +245,11 @@
         <w:pStyle w:val="Heading3"/>
       </w:pPr>
       <w:r>
-        <w:t xml:space="preserve">1. </w:t>
-      </w:r>
-      <w:r>
         <w:rPr>
           <w:b/>
         </w:rPr>
-        <w:t>Validation Functions</w:t>
+        <w:t>1. User Registration (</w:t>
       </w:r>
-      <w:r/>
-      <w:r/>
-    </w:p>
-    <w:p>
-      <w:pPr>
-        <w:pStyle w:val="ListBullet"/>
-        <w:spacing w:line="240" w:lineRule="auto"/>
-        <w:ind w:left="720"/>
-      </w:pPr>
-      <w:r/>
-      <w:r>
-        <w:rPr>
-          <w:rFonts w:ascii="Courier" w:hAnsi="Courier"/>
-          <w:b/>
-        </w:rPr>
-        <w:t>validate_email(email)</w:t>
-      </w:r>
-      <w:r>
-        <w:t>: Checks if the provided email matches the standard email format.</w:t>
-      </w:r>
-      <w:r/>
-    </w:p>
-    <w:p>
-      <w:pPr>
-        <w:pStyle w:val="ListBullet"/>
-        <w:spacing w:line="240" w:lineRule="auto"/>
-        <w:ind w:left="720"/>
-      </w:pPr>
-      <w:r/>
-      <w:r>
-        <w:rPr>
-          <w:rFonts w:ascii="Courier" w:hAnsi="Courier"/>
-          <w:b/>
-        </w:rPr>
-        <w:t>validate_phone_number(phone_number)</w:t>
-      </w:r>
-      <w:r>
-        <w:t>: Verifies if the phone number conforms to the specified format (XXX-XXX-XXXX).</w:t>
-      </w:r>
-      <w:r/>
-    </w:p>
-    <w:p>
-      <w:pPr>
-        <w:pStyle w:val="ListBullet"/>
-        <w:spacing w:line="240" w:lineRule="auto"/>
-        <w:ind w:left="720"/>
-      </w:pPr>
-      <w:r/>
-      <w:r>
-        <w:rPr>
-          <w:rFonts w:ascii="Courier" w:hAnsi="Courier"/>
-          <w:b/>
-        </w:rPr>
-        <w:t>validate_password(password)</w:t>
-      </w:r>
-      <w:r>
-        <w:t>: Ensures the password meets the complexity requirements (length, uppercase, lowercase, digit, special character).</w:t>
-      </w:r>
-      <w:r/>
-    </w:p>
-    <w:p>
-      <w:pPr>
-        <w:pStyle w:val="ListBullet"/>
-        <w:spacing w:line="240" w:lineRule="auto"/>
-        <w:ind w:left="720"/>
-      </w:pPr>
-      <w:r/>
-      <w:r>
-        <w:rPr>
-          <w:rFonts w:ascii="Courier" w:hAnsi="Courier"/>
-          <w:b/>
-        </w:rPr>
-        <w:t>validate_user_details(name, age, sex, address)</w:t>
-      </w:r>
-      <w:r>
-        <w:t>: Validates user details based on predefined rules (name length and alphabet, age range, sex, address format).</w:t>
-      </w:r>
-      <w:r/>
-      <w:r/>
-    </w:p>
-    <w:p>
-      <w:pPr>
-        <w:pStyle w:val="Heading3"/>
-      </w:pPr>
-      <w:r>
-        <w:t xml:space="preserve">2. </w:t>
-      </w:r>
-      <w:r>
-        <w:rPr>
-          <w:b/>
-        </w:rPr>
-        <w:t>API Endpoints</w:t>
-      </w:r>
-      <w:r/>
-      <w:r/>
-    </w:p>
-    <w:p>
-      <w:pPr>
-        <w:pStyle w:val="ListBullet"/>
-        <w:spacing w:line="240" w:lineRule="auto"/>
-        <w:ind w:left="720"/>
-      </w:pPr>
-      <w:r/>
       <w:r>
         <w:rPr>
           <w:rFonts w:ascii="Courier" w:hAnsi="Courier"/>
@@ -353,107 +261,7 @@
         <w:rPr>
           <w:b/>
         </w:rPr>
-        <w:t xml:space="preserve"> (POST)</w:t>
-      </w:r>
-      <w:r>
-        <w:t>: Handles user registration with email/phone number, password, and security question. Validates inputs and stores the user in the MongoDB database with a hashed password.</w:t>
-      </w:r>
-      <w:r/>
-    </w:p>
-    <w:p>
-      <w:pPr>
-        <w:pStyle w:val="ListBullet"/>
-        <w:spacing w:line="240" w:lineRule="auto"/>
-        <w:ind w:left="720"/>
-      </w:pPr>
-      <w:r/>
-      <w:r>
-        <w:rPr>
-          <w:rFonts w:ascii="Courier" w:hAnsi="Courier"/>
-          <w:b/>
-        </w:rPr>
-        <w:t>/save-user-details</w:t>
-      </w:r>
-      <w:r>
-        <w:rPr>
-          <w:b/>
-        </w:rPr>
-        <w:t xml:space="preserve"> (POST)</w:t>
-      </w:r>
-      <w:r>
-        <w:t>: Updates a user's details in the database after validating the provided information.</w:t>
-      </w:r>
-      <w:r/>
-    </w:p>
-    <w:p>
-      <w:pPr>
-        <w:pStyle w:val="ListBullet"/>
-        <w:spacing w:line="240" w:lineRule="auto"/>
-        <w:ind w:left="720"/>
-      </w:pPr>
-      <w:r/>
-      <w:r>
-        <w:rPr>
-          <w:rFonts w:ascii="Courier" w:hAnsi="Courier"/>
-          <w:b/>
-        </w:rPr>
-        <w:t>/forgot-password</w:t>
-      </w:r>
-      <w:r>
-        <w:rPr>
-          <w:b/>
-        </w:rPr>
-        <w:t xml:space="preserve"> (POST)</w:t>
-      </w:r>
-      <w:r>
-        <w:t>: Initiates the password recovery process by verifying the user's email and security question answer. (TODO: Implement email service for password reset link)</w:t>
-      </w:r>
-      <w:r/>
-    </w:p>
-    <w:p>
-      <w:pPr>
-        <w:pStyle w:val="ListBullet"/>
-        <w:spacing w:line="240" w:lineRule="auto"/>
-        <w:ind w:left="720"/>
-      </w:pPr>
-      <w:r/>
-      <w:r>
-        <w:rPr>
-          <w:rFonts w:ascii="Courier" w:hAnsi="Courier"/>
-          <w:b/>
-        </w:rPr>
-        <w:t>/food-preferences</w:t>
-      </w:r>
-      <w:r>
-        <w:rPr>
-          <w:b/>
-        </w:rPr>
-        <w:t xml:space="preserve"> (GET)</w:t>
-      </w:r>
-      <w:r>
-        <w:t>: Returns a list of predefined food preferences.</w:t>
-      </w:r>
-      <w:r/>
-      <w:r/>
-    </w:p>
-    <w:p>
-      <w:pPr>
-        <w:pStyle w:val="Heading2"/>
-      </w:pPr>
-      <w:r>
-        <w:rPr>
-          <w:b/>
-        </w:rPr>
-        <w:t>Input and Output Format</w:t>
-      </w:r>
-      <w:r/>
-    </w:p>
-    <w:p>
-      <w:pPr>
-        <w:pStyle w:val="Heading3"/>
-      </w:pPr>
-      <w:r>
-        <w:t>Input Formats</w:t>
+        <w:t>)</w:t>
       </w:r>
       <w:r/>
       <w:r/>
@@ -469,7 +277,67 @@
         <w:rPr>
           <w:b/>
         </w:rPr>
-        <w:t>Registration</w:t>
+        <w:t>Input</w:t>
+      </w:r>
+      <w:r>
+        <w:t xml:space="preserve">: </w:t>
+      </w:r>
+      <w:r>
+        <w:rPr>
+          <w:rFonts w:ascii="Courier" w:hAnsi="Courier"/>
+        </w:rPr>
+        <w:t>email</w:t>
+      </w:r>
+      <w:r>
+        <w:t xml:space="preserve">, </w:t>
+      </w:r>
+      <w:r>
+        <w:rPr>
+          <w:rFonts w:ascii="Courier" w:hAnsi="Courier"/>
+        </w:rPr>
+        <w:t>phone</w:t>
+      </w:r>
+      <w:r>
+        <w:t xml:space="preserve">, </w:t>
+      </w:r>
+      <w:r>
+        <w:rPr>
+          <w:rFonts w:ascii="Courier" w:hAnsi="Courier"/>
+        </w:rPr>
+        <w:t>password</w:t>
+      </w:r>
+      <w:r>
+        <w:t xml:space="preserve">, </w:t>
+      </w:r>
+      <w:r>
+        <w:rPr>
+          <w:rFonts w:ascii="Courier" w:hAnsi="Courier"/>
+        </w:rPr>
+        <w:t>confirm_password</w:t>
+      </w:r>
+      <w:r>
+        <w:t xml:space="preserve">, </w:t>
+      </w:r>
+      <w:r>
+        <w:rPr>
+          <w:rFonts w:ascii="Courier" w:hAnsi="Courier"/>
+        </w:rPr>
+        <w:t>security_question</w:t>
+      </w:r>
+      <w:r/>
+    </w:p>
+    <w:p>
+      <w:pPr>
+        <w:pStyle w:val="ListBullet"/>
+        <w:spacing w:line="240" w:lineRule="auto"/>
+        <w:ind w:left="720"/>
+      </w:pPr>
+      <w:r/>
+      <w:r>
+        <w:rPr>
+          <w:b/>
+        </w:rPr>
+        <w:t>Validation</w:t>
       </w:r>
       <w:r>
         <w:t>:</w:t>
@@ -484,13 +352,7 @@
       </w:pPr>
       <w:r/>
       <w:r>
-        <w:rPr>
-          <w:rFonts w:ascii="Courier" w:hAnsi="Courier"/>
-        </w:rPr>
-        <w:t>email</w:t>
-      </w:r>
-      <w:r>
-        <w:t xml:space="preserve"> (string): User's email address</w:t>
+        <w:t>Email and phone validation using regular expressions</w:t>
       </w:r>
       <w:r/>
     </w:p>
@@ -502,13 +364,7 @@
       </w:pPr>
       <w:r/>
       <w:r>
-        <w:rPr>
-          <w:rFonts w:ascii="Courier" w:hAnsi="Courier"/>
-        </w:rPr>
-        <w:t>phone_number</w:t>
-      </w:r>
-      <w:r>
-        <w:t xml:space="preserve"> (string): User's phone number (XXX-XXX-XXXX)</w:t>
+        <w:t>Password validation (min. 8 characters, uppercase, lowercase, digit, special character)</w:t>
       </w:r>
       <w:r/>
     </w:p>
@@ -520,49 +376,7 @@
       </w:pPr>
       <w:r/>
       <w:r>
-        <w:rPr>
-          <w:rFonts w:ascii="Courier" w:hAnsi="Courier"/>
-        </w:rPr>
-        <w:t>password</w:t>
-      </w:r>
-      <w:r>
-        <w:t xml:space="preserve"> (string): User's password</w:t>
-      </w:r>
-      <w:r/>
-    </w:p>
-    <w:p>
-      <w:pPr>
-        <w:pStyle w:val="ListBullet"/>
-        <w:spacing w:line="240" w:lineRule="auto"/>
-        <w:ind w:left="1440"/>
-      </w:pPr>
-      <w:r/>
-      <w:r>
-        <w:rPr>
-          <w:rFonts w:ascii="Courier" w:hAnsi="Courier"/>
-        </w:rPr>
-        <w:t>confirm_password</w:t>
-      </w:r>
-      <w:r>
-        <w:t xml:space="preserve"> (string): Password confirmation</w:t>
-      </w:r>
-      <w:r/>
-    </w:p>
-    <w:p>
-      <w:pPr>
-        <w:pStyle w:val="ListBullet"/>
-        <w:spacing w:line="240" w:lineRule="auto"/>
-        <w:ind w:left="1440"/>
-      </w:pPr>
-      <w:r/>
-      <w:r>
-        <w:rPr>
-          <w:rFonts w:ascii="Courier" w:hAnsi="Courier"/>
-        </w:rPr>
-        <w:t>security_question</w:t>
-      </w:r>
-      <w:r>
-        <w:t xml:space="preserve"> (string): User's security question</w:t>
+        <w:t>Password and confirm password matching</w:t>
       </w:r>
       <w:r/>
       <w:r/>
@@ -579,7 +393,94 @@
         <w:rPr>
           <w:b/>
         </w:rPr>
-        <w:t>Save User Details</w:t>
+        <w:t>Action</w:t>
+      </w:r>
+      <w:r>
+        <w:t>: Create a new user document in the MongoDB database with hashed password</w:t>
+      </w:r>
+      <w:r/>
+      <w:r/>
+    </w:p>
+    <w:p>
+      <w:pPr>
+        <w:pStyle w:val="Heading3"/>
+      </w:pPr>
+      <w:r>
+        <w:rPr>
+          <w:b/>
+        </w:rPr>
+        <w:t>2. Forgot Password (</w:t>
+      </w:r>
+      <w:r>
+        <w:rPr>
+          <w:rFonts w:ascii="Courier" w:hAnsi="Courier"/>
+          <w:b/>
+        </w:rPr>
+        <w:t>/forgot-password</w:t>
+      </w:r>
+      <w:r>
+        <w:rPr>
+          <w:b/>
+        </w:rPr>
+        <w:t>)</w:t>
+      </w:r>
+      <w:r/>
+      <w:r/>
+    </w:p>
+    <w:p>
+      <w:pPr>
+        <w:pStyle w:val="ListBullet"/>
+        <w:spacing w:line="240" w:lineRule="auto"/>
+        <w:ind w:left="720"/>
+      </w:pPr>
+      <w:r/>
+      <w:r>
+        <w:rPr>
+          <w:b/>
+        </w:rPr>
+        <w:t>Input</w:t>
+      </w:r>
+      <w:r>
+        <w:t xml:space="preserve">: </w:t>
+      </w:r>
+      <w:r>
+        <w:rPr>
+          <w:rFonts w:ascii="Courier" w:hAnsi="Courier"/>
+        </w:rPr>
+        <w:t>email</w:t>
+      </w:r>
+      <w:r>
+        <w:t xml:space="preserve">, </w:t>
+      </w:r>
+      <w:r>
+        <w:rPr>
+          <w:rFonts w:ascii="Courier" w:hAnsi="Courier"/>
+        </w:rPr>
+        <w:t>phone</w:t>
+      </w:r>
+      <w:r>
+        <w:t xml:space="preserve">, </w:t>
+      </w:r>
+      <w:r>
+        <w:rPr>
+          <w:rFonts w:ascii="Courier" w:hAnsi="Courier"/>
+        </w:rPr>
+        <w:t>security_question_answer</w:t>
+      </w:r>
+      <w:r/>
+    </w:p>
+    <w:p>
+      <w:pPr>
+        <w:pStyle w:val="ListBullet"/>
+        <w:spacing w:line="240" w:lineRule="auto"/>
+        <w:ind w:left="720"/>
+      </w:pPr>
+      <w:r/>
+      <w:r>
+        <w:rPr>
+          <w:b/>
+        </w:rPr>
+        <w:t>Validation</w:t>
       </w:r>
       <w:r>
         <w:t>:</w:t>
@@ -594,13 +495,7 @@
       </w:pPr>
       <w:r/>
       <w:r>
-        <w:rPr>
-          <w:rFonts w:ascii="Courier" w:hAnsi="Courier"/>
-        </w:rPr>
-        <w:t>user_id</w:t>
-      </w:r>
-      <w:r>
-        <w:t xml:space="preserve"> (string): MongoDB ID of the user</w:t>
+        <w:t>Email and phone validation</w:t>
       </w:r>
       <w:r/>
     </w:p>
@@ -612,67 +507,7 @@
       </w:pPr>
       <w:r/>
       <w:r>
-        <w:rPr>
-          <w:rFonts w:ascii="Courier" w:hAnsi="Courier"/>
-        </w:rPr>
-        <w:t>name</w:t>
-      </w:r>
-      <w:r>
-        <w:t xml:space="preserve"> (string): User's full name</w:t>
-      </w:r>
-      <w:r/>
-    </w:p>
-    <w:p>
-      <w:pPr>
-        <w:pStyle w:val="ListBullet"/>
-        <w:spacing w:line="240" w:lineRule="auto"/>
-        <w:ind w:left="1440"/>
-      </w:pPr>
-      <w:r/>
-      <w:r>
-        <w:rPr>
-          <w:rFonts w:ascii="Courier" w:hAnsi="Courier"/>
-        </w:rPr>
-        <w:t>age</w:t>
-      </w:r>
-      <w:r>
-        <w:t xml:space="preserve"> (integer): User's age</w:t>
-      </w:r>
-      <w:r/>
-    </w:p>
-    <w:p>
-      <w:pPr>
-        <w:pStyle w:val="ListBullet"/>
-        <w:spacing w:line="240" w:lineRule="auto"/>
-        <w:ind w:left="1440"/>
-      </w:pPr>
-      <w:r/>
-      <w:r>
-        <w:rPr>
-          <w:rFonts w:ascii="Courier" w:hAnsi="Courier"/>
-        </w:rPr>
-        <w:t>sex</w:t>
-      </w:r>
-      <w:r>
-        <w:t xml:space="preserve"> (string): User's sex (Male/Female)</w:t>
-      </w:r>
-      <w:r/>
-    </w:p>
-    <w:p>
-      <w:pPr>
-        <w:pStyle w:val="ListBullet"/>
-        <w:spacing w:line="240" w:lineRule="auto"/>
-        <w:ind w:left="1440"/>
-      </w:pPr>
-      <w:r/>
-      <w:r>
-        <w:rPr>
-          <w:rFonts w:ascii="Courier" w:hAnsi="Courier"/>
-        </w:rPr>
-        <w:t>address</w:t>
-      </w:r>
-      <w:r>
-        <w:t xml:space="preserve"> (string): User's address</w:t>
+        <w:t>Security question answer verification</w:t>
       </w:r>
       <w:r/>
       <w:r/>
@@ -689,7 +524,124 @@
         <w:rPr>
           <w:b/>
         </w:rPr>
-        <w:t>Forgot Password</w:t>
+        <w:t>Action</w:t>
+      </w:r>
+      <w:r>
+        <w:t>: Send a password reset link to the user's email or phone (currently a placeholder)</w:t>
+      </w:r>
+      <w:r/>
+      <w:r/>
+    </w:p>
+    <w:p>
+      <w:pPr>
+        <w:pStyle w:val="Heading3"/>
+      </w:pPr>
+      <w:r>
+        <w:rPr>
+          <w:b/>
+        </w:rPr>
+        <w:t>3. Save Personal Information (</w:t>
+      </w:r>
+      <w:r>
+        <w:rPr>
+          <w:rFonts w:ascii="Courier" w:hAnsi="Courier"/>
+          <w:b/>
+        </w:rPr>
+        <w:t>/save-personal-info</w:t>
+      </w:r>
+      <w:r>
+        <w:rPr>
+          <w:b/>
+        </w:rPr>
+        <w:t>)</w:t>
+      </w:r>
+      <w:r/>
+      <w:r/>
+    </w:p>
+    <w:p>
+      <w:pPr>
+        <w:pStyle w:val="ListBullet"/>
+        <w:spacing w:line="240" w:lineRule="auto"/>
+        <w:ind w:left="720"/>
+      </w:pPr>
+      <w:r/>
+      <w:r>
+        <w:rPr>
+          <w:b/>
+        </w:rPr>
+        <w:t>Input</w:t>
+      </w:r>
+      <w:r>
+        <w:t xml:space="preserve">: </w:t>
+      </w:r>
+      <w:r>
+        <w:rPr>
+          <w:rFonts w:ascii="Courier" w:hAnsi="Courier"/>
+        </w:rPr>
+        <w:t>email</w:t>
+      </w:r>
+      <w:r>
+        <w:t xml:space="preserve">, </w:t>
+      </w:r>
+      <w:r>
+        <w:rPr>
+          <w:rFonts w:ascii="Courier" w:hAnsi="Courier"/>
+        </w:rPr>
+        <w:t>name</w:t>
+      </w:r>
+      <w:r>
+        <w:t xml:space="preserve">, </w:t>
+      </w:r>
+      <w:r>
+        <w:rPr>
+          <w:rFonts w:ascii="Courier" w:hAnsi="Courier"/>
+        </w:rPr>
+        <w:t>age</w:t>
+      </w:r>
+      <w:r>
+        <w:t xml:space="preserve">, </w:t>
+      </w:r>
+      <w:r>
+        <w:rPr>
+          <w:rFonts w:ascii="Courier" w:hAnsi="Courier"/>
+        </w:rPr>
+        <w:t>sex</w:t>
+      </w:r>
+      <w:r>
+        <w:t xml:space="preserve">, </w:t>
+      </w:r>
+      <w:r>
+        <w:rPr>
+          <w:rFonts w:ascii="Courier" w:hAnsi="Courier"/>
+        </w:rPr>
+        <w:t>address</w:t>
+      </w:r>
+      <w:r>
+        <w:t xml:space="preserve">, </w:t>
+      </w:r>
+      <w:r>
+        <w:rPr>
+          <w:rFonts w:ascii="Courier" w:hAnsi="Courier"/>
+        </w:rPr>
+        <w:t>profile_picture</w:t>
+      </w:r>
+      <w:r>
+        <w:t xml:space="preserve"> (optional)</w:t>
+      </w:r>
+      <w:r/>
+    </w:p>
+    <w:p>
+      <w:pPr>
+        <w:pStyle w:val="ListBullet"/>
+        <w:spacing w:line="240" w:lineRule="auto"/>
+        <w:ind w:left="720"/>
+      </w:pPr>
+      <w:r/>
+      <w:r>
+        <w:rPr>
+          <w:b/>
+        </w:rPr>
+        <w:t>Validation</w:t>
       </w:r>
       <w:r>
         <w:t>:</w:t>
@@ -704,13 +656,7 @@
       </w:pPr>
       <w:r/>
       <w:r>
-        <w:rPr>
-          <w:rFonts w:ascii="Courier" w:hAnsi="Courier"/>
-        </w:rPr>
-        <w:t>email</w:t>
-      </w:r>
-      <w:r>
-        <w:t xml:space="preserve"> (string): User's email address</w:t>
+        <w:t>Name, age, sex, and address validation using regular expressions and predefined ranges/options</w:t>
       </w:r>
       <w:r/>
     </w:p>
@@ -722,13 +668,7 @@
       </w:pPr>
       <w:r/>
       <w:r>
-        <w:rPr>
-          <w:rFonts w:ascii="Courier" w:hAnsi="Courier"/>
-        </w:rPr>
-        <w:t>security_question_answer</w:t>
-      </w:r>
-      <w:r>
-        <w:t xml:space="preserve"> (string): User's security question answer</w:t>
+        <w:t>Profile picture validation (allowed file extensions)</w:t>
       </w:r>
       <w:r/>
       <w:r/>
@@ -745,25 +685,11 @@
         <w:rPr>
           <w:b/>
         </w:rPr>
-        <w:t>Food Preferences</w:t>
+        <w:t>Action</w:t>
       </w:r>
       <w:r>
-        <w:t>:</w:t>
+        <w:t>: Update the user document in the MongoDB database with the provided personal information</w:t>
       </w:r>
-      <w:r/>
-    </w:p>
-    <w:p>
-      <w:pPr>
-        <w:pStyle w:val="ListBullet"/>
-        <w:spacing w:line="240" w:lineRule="auto"/>
-        <w:ind w:left="1440"/>
-      </w:pPr>
-      <w:r/>
-      <w:r>
-        <w:t>No input required</w:t>
-      </w:r>
-      <w:r/>
-      <w:r/>
       <w:r/>
       <w:r/>
     </w:p>
@@ -772,7 +698,23 @@
         <w:pStyle w:val="Heading3"/>
       </w:pPr>
       <w:r>
-        <w:t>Output Formats</w:t>
+        <w:rPr>
+          <w:b/>
+        </w:rPr>
+        <w:t>4. Get Top Food Types (</w:t>
+      </w:r>
+      <w:r>
+        <w:rPr>
+          <w:rFonts w:ascii="Courier" w:hAnsi="Courier"/>
+          <w:b/>
+        </w:rPr>
+        <w:t>/get-food-types</w:t>
+      </w:r>
+      <w:r>
+        <w:rPr>
+          <w:b/>
+        </w:rPr>
+        <w:t>)</w:t>
       </w:r>
       <w:r/>
       <w:r/>
@@ -788,7 +730,103 @@
         <w:rPr>
           <w:b/>
         </w:rPr>
-        <w:t>Registration</w:t>
+        <w:t>Input</w:t>
+      </w:r>
+      <w:r>
+        <w:t>: None</w:t>
+      </w:r>
+      <w:r/>
+    </w:p>
+    <w:p>
+      <w:pPr>
+        <w:pStyle w:val="ListBullet"/>
+        <w:spacing w:line="240" w:lineRule="auto"/>
+        <w:ind w:left="720"/>
+      </w:pPr>
+      <w:r/>
+      <w:r>
+        <w:rPr>
+          <w:b/>
+        </w:rPr>
+        <w:t>Action</w:t>
+      </w:r>
+      <w:r>
+        <w:t>: Return a list of predefined top food types</w:t>
+      </w:r>
+      <w:r/>
+      <w:r/>
+    </w:p>
+    <w:p>
+      <w:pPr>
+        <w:pStyle w:val="Heading3"/>
+      </w:pPr>
+      <w:r>
+        <w:rPr>
+          <w:b/>
+        </w:rPr>
+        <w:t>5. Login (</w:t>
+      </w:r>
+      <w:r>
+        <w:rPr>
+          <w:rFonts w:ascii="Courier" w:hAnsi="Courier"/>
+          <w:b/>
+        </w:rPr>
+        <w:t>/login</w:t>
+      </w:r>
+      <w:r>
+        <w:rPr>
+          <w:b/>
+        </w:rPr>
+        <w:t>)</w:t>
+      </w:r>
+      <w:r/>
+      <w:r/>
+    </w:p>
+    <w:p>
+      <w:pPr>
+        <w:pStyle w:val="ListBullet"/>
+        <w:spacing w:line="240" w:lineRule="auto"/>
+        <w:ind w:left="720"/>
+      </w:pPr>
+      <w:r/>
+      <w:r>
+        <w:rPr>
+          <w:b/>
+        </w:rPr>
+        <w:t>Input</w:t>
+      </w:r>
+      <w:r>
+        <w:t xml:space="preserve">: </w:t>
+      </w:r>
+      <w:r>
+        <w:rPr>
+          <w:rFonts w:ascii="Courier" w:hAnsi="Courier"/>
+        </w:rPr>
+        <w:t>email</w:t>
+      </w:r>
+      <w:r>
+        <w:t xml:space="preserve">, </w:t>
+      </w:r>
+      <w:r>
+        <w:rPr>
+          <w:rFonts w:ascii="Courier" w:hAnsi="Courier"/>
+        </w:rPr>
+        <w:t>password</w:t>
+      </w:r>
+      <w:r/>
+    </w:p>
+    <w:p>
+      <w:pPr>
+        <w:pStyle w:val="ListBullet"/>
+        <w:spacing w:line="240" w:lineRule="auto"/>
+        <w:ind w:left="720"/>
+      </w:pPr>
+      <w:r/>
+      <w:r>
+        <w:rPr>
+          <w:b/>
+        </w:rPr>
+        <w:t>Validation</w:t>
       </w:r>
       <w:r>
         <w:t>:</w:t>
@@ -803,22 +841,7 @@
       </w:pPr>
       <w:r/>
       <w:r>
-        <w:rPr>
-          <w:b/>
-        </w:rPr>
-        <w:t>Success</w:t>
-      </w:r>
-      <w:r>
-        <w:t xml:space="preserve">: </w:t>
-      </w:r>
-      <w:r>
-        <w:rPr>
-          <w:rFonts w:ascii="Courier" w:hAnsi="Courier"/>
-        </w:rPr>
-        <w:t>{"message": "User registered successfully"}</w:t>
-      </w:r>
-      <w:r>
-        <w:t xml:space="preserve"> (201 Created)</w:t>
+        <w:t>Email validation</w:t>
       </w:r>
       <w:r/>
     </w:p>
@@ -830,22 +853,7 @@
       </w:pPr>
       <w:r/>
       <w:r>
-        <w:rPr>
-          <w:b/>
-        </w:rPr>
-        <w:t>Error</w:t>
-      </w:r>
-      <w:r>
-        <w:t xml:space="preserve">: </w:t>
-      </w:r>
-      <w:r>
-        <w:rPr>
-          <w:rFonts w:ascii="Courier" w:hAnsi="Courier"/>
-        </w:rPr>
-        <w:t>{"error": "&lt;Specific Error Message&gt;"}</w:t>
-      </w:r>
-      <w:r>
-        <w:t xml:space="preserve"> (400 Bad Request or 500 Internal Server Error)</w:t>
+        <w:t>Password verification using bcrypt</w:t>
       </w:r>
       <w:r/>
       <w:r/>
@@ -862,66 +870,37 @@
         <w:rPr>
           <w:b/>
         </w:rPr>
-        <w:t>Save User Details</w:t>
+        <w:t>Action</w:t>
       </w:r>
       <w:r>
-        <w:t>:</w:t>
+        <w:t>: Return a success message upon successful login</w:t>
       </w:r>
+      <w:r/>
       <w:r/>
     </w:p>
     <w:p>
       <w:pPr>
-        <w:pStyle w:val="ListBullet"/>
-        <w:spacing w:line="240" w:lineRule="auto"/>
-        <w:ind w:left="1440"/>
+        <w:pStyle w:val="Heading3"/>
       </w:pPr>
-      <w:r/>
       <w:r>
         <w:rPr>
           <w:b/>
         </w:rPr>
-        <w:t>Success</w:t>
-      </w:r>
-      <w:r>
-        <w:t xml:space="preserve">: </w:t>
+        <w:t>6. Logout (</w:t>
       </w:r>
       <w:r>
         <w:rPr>
           <w:rFonts w:ascii="Courier" w:hAnsi="Courier"/>
+          <w:b/>
         </w:rPr>
-        <w:t>{"message": "User details saved successfully"}</w:t>
+        <w:t>/logout</w:t>
       </w:r>
-      <w:r>
-        <w:t xml:space="preserve"> (200 OK)</w:t>
-      </w:r>
-      <w:r/>
-    </w:p>
-    <w:p>
-      <w:pPr>
-        <w:pStyle w:val="ListBullet"/>
-        <w:spacing w:line="240" w:lineRule="auto"/>
-        <w:ind w:left="1440"/>
-      </w:pPr>
-      <w:r/>
       <w:r>
         <w:rPr>
           <w:b/>
         </w:rPr>
-        <w:t>Error</w:t>
+        <w:t>)</w:t>
       </w:r>
-      <w:r>
-        <w:t xml:space="preserve">: </w:t>
-      </w:r>
-      <w:r>
-        <w:rPr>
-          <w:rFonts w:ascii="Courier" w:hAnsi="Courier"/>
-        </w:rPr>
-        <w:t>{"error": "&lt;Specific Error Message&gt;"}</w:t>
-      </w:r>
-      <w:r>
-        <w:t xml:space="preserve"> (400 Bad Request or 500 Internal Server Error)</w:t>
-      </w:r>
-      <w:r/>
       <w:r/>
       <w:r/>
     </w:p>
@@ -936,10 +915,10 @@
         <w:rPr>
           <w:b/>
         </w:rPr>
-        <w:t>Forgot Password</w:t>
+        <w:t>Input</w:t>
       </w:r>
       <w:r>
-        <w:t>:</w:t>
+        <w:t>: None</w:t>
       </w:r>
       <w:r/>
     </w:p>
@@ -947,55 +926,31 @@
       <w:pPr>
         <w:pStyle w:val="ListBullet"/>
         <w:spacing w:line="240" w:lineRule="auto"/>
-        <w:ind w:left="1440"/>
+        <w:ind w:left="720"/>
       </w:pPr>
       <w:r/>
       <w:r>
         <w:rPr>
           <w:b/>
         </w:rPr>
-        <w:t>Success</w:t>
+        <w:t>Action</w:t>
       </w:r>
       <w:r>
-        <w:t xml:space="preserve">: </w:t>
+        <w:t>: Currently a placeholder for logout logic</w:t>
       </w:r>
-      <w:r>
-        <w:rPr>
-          <w:rFonts w:ascii="Courier" w:hAnsi="Courier"/>
-        </w:rPr>
-        <w:t>{"message": "Password reset link sent successfully"}</w:t>
-      </w:r>
-      <w:r>
-        <w:t xml:space="preserve"> (200 OK)</w:t>
-      </w:r>
+      <w:r/>
       <w:r/>
     </w:p>
     <w:p>
       <w:pPr>
-        <w:pStyle w:val="ListBullet"/>
-        <w:spacing w:line="240" w:lineRule="auto"/>
-        <w:ind w:left="1440"/>
+        <w:pStyle w:val="Heading2"/>
       </w:pPr>
-      <w:r/>
       <w:r>
         <w:rPr>
           <w:b/>
         </w:rPr>
-        <w:t>Error</w:t>
+        <w:t>Input and Output Format</w:t>
       </w:r>
-      <w:r>
-        <w:t xml:space="preserve">: </w:t>
-      </w:r>
-      <w:r>
-        <w:rPr>
-          <w:rFonts w:ascii="Courier" w:hAnsi="Courier"/>
-        </w:rPr>
-        <w:t>{"error": "&lt;Specific Error Message&gt;"}</w:t>
-      </w:r>
-      <w:r>
-        <w:t xml:space="preserve"> (401 Unauthorized, 404 Not Found, or 500 Internal Server Error)</w:t>
-      </w:r>
-      <w:r/>
       <w:r/>
       <w:r/>
     </w:p>
@@ -1010,10 +965,10 @@
         <w:rPr>
           <w:b/>
         </w:rPr>
-        <w:t>Food Preferences</w:t>
+        <w:t>Input Format</w:t>
       </w:r>
       <w:r>
-        <w:t>:</w:t>
+        <w:t>: JSON objects with required fields for each endpoint</w:t>
       </w:r>
       <w:r/>
     </w:p>
@@ -1021,56 +976,18 @@
       <w:pPr>
         <w:pStyle w:val="ListBullet"/>
         <w:spacing w:line="240" w:lineRule="auto"/>
-        <w:ind w:left="1440"/>
+        <w:ind w:left="720"/>
       </w:pPr>
       <w:r/>
       <w:r>
         <w:rPr>
           <w:b/>
         </w:rPr>
-        <w:t>Success</w:t>
+        <w:t>Output Format</w:t>
       </w:r>
       <w:r>
-        <w:t xml:space="preserve">: </w:t>
+        <w:t>: JSON responses with relevant messages, errors, or data</w:t>
       </w:r>
-      <w:r>
-        <w:rPr>
-          <w:rFonts w:ascii="Courier" w:hAnsi="Courier"/>
-        </w:rPr>
-        <w:t>{"food_preferences": ["&lt;List of Food Preferences&gt;"]}</w:t>
-      </w:r>
-      <w:r>
-        <w:t xml:space="preserve"> (200 OK)</w:t>
-      </w:r>
-      <w:r/>
-    </w:p>
-    <w:p>
-      <w:pPr>
-        <w:pStyle w:val="ListBullet"/>
-        <w:spacing w:line="240" w:lineRule="auto"/>
-        <w:ind w:left="1440"/>
-      </w:pPr>
-      <w:r/>
-      <w:r>
-        <w:rPr>
-          <w:b/>
-        </w:rPr>
-        <w:t>Error</w:t>
-      </w:r>
-      <w:r>
-        <w:t xml:space="preserve">: </w:t>
-      </w:r>
-      <w:r>
-        <w:rPr>
-          <w:rFonts w:ascii="Courier" w:hAnsi="Courier"/>
-        </w:rPr>
-        <w:t>{"error": "Internal Server Error"}</w:t>
-      </w:r>
-      <w:r>
-        <w:t xml:space="preserve"> (500 Internal Server Error)</w:t>
-      </w:r>
-      <w:r/>
-      <w:r/>
       <w:r/>
       <w:r/>
     </w:p>
@@ -1089,7 +1006,7 @@
     <w:p>
       <w:r/>
       <w:r>
-        <w:t>This User Management System effectively addresses the outlined problems by providing a robust, validated, and secure environment for user registration, details management, password recovery, and food preferences access. The solution's modular approach, leveraging Flask and MongoDB, ensures scalability and maintainability.</w:t>
+        <w:t>The User Registration and Management API provides a robust and secure platform for handling user registrations, management, and authentication. By leveraging Flask, MongoDB, and validation/encryption techniques, this API ensures a scalable and maintainable solution for user management needs.</w:t>
       </w:r>
       <w:r/>
     </w:p>
